--- a/laporan analisis.docx
+++ b/laporan analisis.docx
@@ -887,6 +887,374 @@
           <w:bCs/>
         </w:rPr>
       </w:pPr>
+      <w:proofErr w:type="spellStart"/>
+      <w:r>
+        <w:rPr>
+          <w:b/>
+          <w:bCs/>
+        </w:rPr>
+        <w:t>Untuk</w:t>
+      </w:r>
+      <w:proofErr w:type="spellEnd"/>
+      <w:r>
+        <w:rPr>
+          <w:b/>
+          <w:bCs/>
+        </w:rPr>
+        <w:t xml:space="preserve"> </w:t>
+      </w:r>
+      <w:proofErr w:type="spellStart"/>
+      <w:r>
+        <w:rPr>
+          <w:b/>
+          <w:bCs/>
+        </w:rPr>
+        <w:t>menciptakan</w:t>
+      </w:r>
+      <w:proofErr w:type="spellEnd"/>
+      <w:r>
+        <w:rPr>
+          <w:b/>
+          <w:bCs/>
+        </w:rPr>
+        <w:t xml:space="preserve"> </w:t>
+      </w:r>
+      <w:proofErr w:type="spellStart"/>
+      <w:r>
+        <w:rPr>
+          <w:b/>
+          <w:bCs/>
+        </w:rPr>
+        <w:t>kesan</w:t>
+      </w:r>
+      <w:proofErr w:type="spellEnd"/>
+      <w:r>
+        <w:rPr>
+          <w:b/>
+          <w:bCs/>
+        </w:rPr>
+        <w:t xml:space="preserve"> yang </w:t>
+      </w:r>
+      <w:proofErr w:type="spellStart"/>
+      <w:r>
+        <w:rPr>
+          <w:b/>
+          <w:bCs/>
+        </w:rPr>
+        <w:t>profesional</w:t>
+      </w:r>
+      <w:proofErr w:type="spellEnd"/>
+      <w:r>
+        <w:rPr>
+          <w:b/>
+          <w:bCs/>
+        </w:rPr>
+        <w:t xml:space="preserve">, </w:t>
+      </w:r>
+      <w:proofErr w:type="spellStart"/>
+      <w:r>
+        <w:rPr>
+          <w:b/>
+          <w:bCs/>
+        </w:rPr>
+        <w:t>terpercaya</w:t>
+      </w:r>
+      <w:proofErr w:type="spellEnd"/>
+      <w:r>
+        <w:rPr>
+          <w:b/>
+          <w:bCs/>
+        </w:rPr>
+        <w:t xml:space="preserve">, dan </w:t>
+      </w:r>
+      <w:proofErr w:type="spellStart"/>
+      <w:r>
+        <w:rPr>
+          <w:b/>
+          <w:bCs/>
+        </w:rPr>
+        <w:t>selaras</w:t>
+      </w:r>
+      <w:proofErr w:type="spellEnd"/>
+      <w:r>
+        <w:rPr>
+          <w:b/>
+          <w:bCs/>
+        </w:rPr>
+        <w:t xml:space="preserve"> </w:t>
+      </w:r>
+      <w:proofErr w:type="spellStart"/>
+      <w:r>
+        <w:rPr>
+          <w:b/>
+          <w:bCs/>
+        </w:rPr>
+        <w:t>dengan</w:t>
+      </w:r>
+      <w:proofErr w:type="spellEnd"/>
+      <w:r>
+        <w:rPr>
+          <w:b/>
+          <w:bCs/>
+        </w:rPr>
+        <w:t xml:space="preserve"> </w:t>
+      </w:r>
+      <w:proofErr w:type="spellStart"/>
+      <w:r>
+        <w:rPr>
+          <w:b/>
+          <w:bCs/>
+        </w:rPr>
+        <w:t>bidang</w:t>
+      </w:r>
+      <w:proofErr w:type="spellEnd"/>
+      <w:r>
+        <w:rPr>
+          <w:b/>
+          <w:bCs/>
+        </w:rPr>
+        <w:t xml:space="preserve"> </w:t>
+      </w:r>
+      <w:proofErr w:type="spellStart"/>
+      <w:r>
+        <w:rPr>
+          <w:b/>
+          <w:bCs/>
+        </w:rPr>
+        <w:t>konstruksi</w:t>
+      </w:r>
+      <w:proofErr w:type="spellEnd"/>
+      <w:r>
+        <w:rPr>
+          <w:b/>
+          <w:bCs/>
+        </w:rPr>
+        <w:t xml:space="preserve"> yang </w:t>
+      </w:r>
+      <w:proofErr w:type="spellStart"/>
+      <w:r>
+        <w:rPr>
+          <w:b/>
+          <w:bCs/>
+        </w:rPr>
+        <w:t>berkelanjutan</w:t>
+      </w:r>
+      <w:proofErr w:type="spellEnd"/>
+      <w:r>
+        <w:rPr>
+          <w:b/>
+          <w:bCs/>
+        </w:rPr>
+        <w:t xml:space="preserve">, platform </w:t>
+      </w:r>
+      <w:proofErr w:type="spellStart"/>
+      <w:r>
+        <w:rPr>
+          <w:b/>
+          <w:bCs/>
+        </w:rPr>
+        <w:t>ini</w:t>
+      </w:r>
+      <w:proofErr w:type="spellEnd"/>
+      <w:r>
+        <w:rPr>
+          <w:b/>
+          <w:bCs/>
+        </w:rPr>
+        <w:t xml:space="preserve"> </w:t>
+      </w:r>
+      <w:proofErr w:type="spellStart"/>
+      <w:r>
+        <w:rPr>
+          <w:b/>
+          <w:bCs/>
+        </w:rPr>
+        <w:t>mengusung</w:t>
+      </w:r>
+      <w:proofErr w:type="spellEnd"/>
+      <w:r>
+        <w:rPr>
+          <w:b/>
+          <w:bCs/>
+        </w:rPr>
+        <w:t xml:space="preserve"> Tema Hijau Putih Minimalis. </w:t>
+      </w:r>
+      <w:proofErr w:type="spellStart"/>
+      <w:r>
+        <w:rPr>
+          <w:b/>
+          <w:bCs/>
+        </w:rPr>
+        <w:t>Pendekatan</w:t>
+      </w:r>
+      <w:proofErr w:type="spellEnd"/>
+      <w:r>
+        <w:rPr>
+          <w:b/>
+          <w:bCs/>
+        </w:rPr>
+        <w:t xml:space="preserve"> visual </w:t>
+      </w:r>
+      <w:proofErr w:type="spellStart"/>
+      <w:r>
+        <w:rPr>
+          <w:b/>
+          <w:bCs/>
+        </w:rPr>
+        <w:t>ini</w:t>
+      </w:r>
+      <w:proofErr w:type="spellEnd"/>
+      <w:r>
+        <w:rPr>
+          <w:b/>
+          <w:bCs/>
+        </w:rPr>
+        <w:t xml:space="preserve"> </w:t>
+      </w:r>
+      <w:proofErr w:type="spellStart"/>
+      <w:r>
+        <w:rPr>
+          <w:b/>
+          <w:bCs/>
+        </w:rPr>
+        <w:t>dirancang</w:t>
+      </w:r>
+      <w:proofErr w:type="spellEnd"/>
+      <w:r>
+        <w:rPr>
+          <w:b/>
+          <w:bCs/>
+        </w:rPr>
+        <w:t xml:space="preserve"> agar </w:t>
+      </w:r>
+      <w:proofErr w:type="spellStart"/>
+      <w:r>
+        <w:rPr>
+          <w:b/>
+          <w:bCs/>
+        </w:rPr>
+        <w:t>bersih</w:t>
+      </w:r>
+      <w:proofErr w:type="spellEnd"/>
+      <w:r>
+        <w:rPr>
+          <w:b/>
+          <w:bCs/>
+        </w:rPr>
+        <w:t xml:space="preserve">, </w:t>
+      </w:r>
+      <w:proofErr w:type="spellStart"/>
+      <w:r>
+        <w:rPr>
+          <w:b/>
+          <w:bCs/>
+        </w:rPr>
+        <w:t>tidak</w:t>
+      </w:r>
+      <w:proofErr w:type="spellEnd"/>
+      <w:r>
+        <w:rPr>
+          <w:b/>
+          <w:bCs/>
+        </w:rPr>
+        <w:t xml:space="preserve"> </w:t>
+      </w:r>
+      <w:proofErr w:type="spellStart"/>
+      <w:r>
+        <w:rPr>
+          <w:b/>
+          <w:bCs/>
+        </w:rPr>
+        <w:t>melelahkan</w:t>
+      </w:r>
+      <w:proofErr w:type="spellEnd"/>
+      <w:r>
+        <w:rPr>
+          <w:b/>
+          <w:bCs/>
+        </w:rPr>
+        <w:t xml:space="preserve"> </w:t>
+      </w:r>
+      <w:proofErr w:type="spellStart"/>
+      <w:r>
+        <w:rPr>
+          <w:b/>
+          <w:bCs/>
+        </w:rPr>
+        <w:t>mata</w:t>
+      </w:r>
+      <w:proofErr w:type="spellEnd"/>
+      <w:r>
+        <w:rPr>
+          <w:b/>
+          <w:bCs/>
+        </w:rPr>
+        <w:t xml:space="preserve">, </w:t>
+      </w:r>
+      <w:proofErr w:type="spellStart"/>
+      <w:r>
+        <w:rPr>
+          <w:b/>
+          <w:bCs/>
+        </w:rPr>
+        <w:t>serta</w:t>
+      </w:r>
+      <w:proofErr w:type="spellEnd"/>
+      <w:r>
+        <w:rPr>
+          <w:b/>
+          <w:bCs/>
+        </w:rPr>
+        <w:t xml:space="preserve"> </w:t>
+      </w:r>
+      <w:proofErr w:type="spellStart"/>
+      <w:r>
+        <w:rPr>
+          <w:b/>
+          <w:bCs/>
+        </w:rPr>
+        <w:t>mengutamakan</w:t>
+      </w:r>
+      <w:proofErr w:type="spellEnd"/>
+      <w:r>
+        <w:rPr>
+          <w:b/>
+          <w:bCs/>
+        </w:rPr>
+        <w:t xml:space="preserve"> </w:t>
+      </w:r>
+      <w:proofErr w:type="spellStart"/>
+      <w:r>
+        <w:rPr>
+          <w:b/>
+          <w:bCs/>
+        </w:rPr>
+        <w:t>keterbacaan</w:t>
+      </w:r>
+      <w:proofErr w:type="spellEnd"/>
+      <w:r>
+        <w:rPr>
+          <w:b/>
+          <w:bCs/>
+        </w:rPr>
+        <w:t xml:space="preserve"> data yang </w:t>
+      </w:r>
+      <w:proofErr w:type="spellStart"/>
+      <w:r>
+        <w:rPr>
+          <w:b/>
+          <w:bCs/>
+        </w:rPr>
+        <w:t>akurat</w:t>
+      </w:r>
+      <w:proofErr w:type="spellEnd"/>
+      <w:r>
+        <w:rPr>
+          <w:b/>
+          <w:bCs/>
+        </w:rPr>
+        <w:t>.</w:t>
+      </w:r>
     </w:p>
     <w:p>
       <w:pPr>
@@ -895,373 +1263,12 @@
           <w:bCs/>
         </w:rPr>
       </w:pPr>
-      <w:proofErr w:type="spellStart"/>
-      <w:r>
-        <w:rPr>
-          <w:b/>
-          <w:bCs/>
-        </w:rPr>
-        <w:t>Untuk</w:t>
-      </w:r>
-      <w:proofErr w:type="spellEnd"/>
-      <w:r>
-        <w:rPr>
-          <w:b/>
-          <w:bCs/>
-        </w:rPr>
-        <w:t xml:space="preserve"> </w:t>
-      </w:r>
-      <w:proofErr w:type="spellStart"/>
-      <w:r>
-        <w:rPr>
-          <w:b/>
-          <w:bCs/>
-        </w:rPr>
-        <w:t>menciptakan</w:t>
-      </w:r>
-      <w:proofErr w:type="spellEnd"/>
-      <w:r>
-        <w:rPr>
-          <w:b/>
-          <w:bCs/>
-        </w:rPr>
-        <w:t xml:space="preserve"> </w:t>
-      </w:r>
-      <w:proofErr w:type="spellStart"/>
-      <w:r>
-        <w:rPr>
-          <w:b/>
-          <w:bCs/>
-        </w:rPr>
-        <w:t>kesan</w:t>
-      </w:r>
-      <w:proofErr w:type="spellEnd"/>
-      <w:r>
-        <w:rPr>
-          <w:b/>
-          <w:bCs/>
-        </w:rPr>
-        <w:t xml:space="preserve"> yang </w:t>
-      </w:r>
-      <w:proofErr w:type="spellStart"/>
-      <w:r>
-        <w:rPr>
-          <w:b/>
-          <w:bCs/>
-        </w:rPr>
-        <w:t>profesional</w:t>
-      </w:r>
-      <w:proofErr w:type="spellEnd"/>
-      <w:r>
-        <w:rPr>
-          <w:b/>
-          <w:bCs/>
-        </w:rPr>
-        <w:t xml:space="preserve">, </w:t>
-      </w:r>
-      <w:proofErr w:type="spellStart"/>
-      <w:r>
-        <w:rPr>
-          <w:b/>
-          <w:bCs/>
-        </w:rPr>
-        <w:t>terpercaya</w:t>
-      </w:r>
-      <w:proofErr w:type="spellEnd"/>
-      <w:r>
-        <w:rPr>
-          <w:b/>
-          <w:bCs/>
-        </w:rPr>
-        <w:t xml:space="preserve">, dan </w:t>
-      </w:r>
-      <w:proofErr w:type="spellStart"/>
-      <w:r>
-        <w:rPr>
-          <w:b/>
-          <w:bCs/>
-        </w:rPr>
-        <w:t>selaras</w:t>
-      </w:r>
-      <w:proofErr w:type="spellEnd"/>
-      <w:r>
-        <w:rPr>
-          <w:b/>
-          <w:bCs/>
-        </w:rPr>
-        <w:t xml:space="preserve"> </w:t>
-      </w:r>
-      <w:proofErr w:type="spellStart"/>
-      <w:r>
-        <w:rPr>
-          <w:b/>
-          <w:bCs/>
-        </w:rPr>
-        <w:t>dengan</w:t>
-      </w:r>
-      <w:proofErr w:type="spellEnd"/>
-      <w:r>
-        <w:rPr>
-          <w:b/>
-          <w:bCs/>
-        </w:rPr>
-        <w:t xml:space="preserve"> </w:t>
-      </w:r>
-      <w:proofErr w:type="spellStart"/>
-      <w:r>
-        <w:rPr>
-          <w:b/>
-          <w:bCs/>
-        </w:rPr>
-        <w:t>bidang</w:t>
-      </w:r>
-      <w:proofErr w:type="spellEnd"/>
-      <w:r>
-        <w:rPr>
-          <w:b/>
-          <w:bCs/>
-        </w:rPr>
-        <w:t xml:space="preserve"> </w:t>
-      </w:r>
-      <w:proofErr w:type="spellStart"/>
-      <w:r>
-        <w:rPr>
-          <w:b/>
-          <w:bCs/>
-        </w:rPr>
-        <w:t>konstruksi</w:t>
-      </w:r>
-      <w:proofErr w:type="spellEnd"/>
-      <w:r>
-        <w:rPr>
-          <w:b/>
-          <w:bCs/>
-        </w:rPr>
-        <w:t xml:space="preserve"> yang </w:t>
-      </w:r>
-      <w:proofErr w:type="spellStart"/>
-      <w:r>
-        <w:rPr>
-          <w:b/>
-          <w:bCs/>
-        </w:rPr>
-        <w:t>berkelanjutan</w:t>
-      </w:r>
-      <w:proofErr w:type="spellEnd"/>
-      <w:r>
-        <w:rPr>
-          <w:b/>
-          <w:bCs/>
-        </w:rPr>
-        <w:t xml:space="preserve">, platform </w:t>
-      </w:r>
-      <w:proofErr w:type="spellStart"/>
-      <w:r>
-        <w:rPr>
-          <w:b/>
-          <w:bCs/>
-        </w:rPr>
-        <w:t>ini</w:t>
-      </w:r>
-      <w:proofErr w:type="spellEnd"/>
-      <w:r>
-        <w:rPr>
-          <w:b/>
-          <w:bCs/>
-        </w:rPr>
-        <w:t xml:space="preserve"> </w:t>
-      </w:r>
-      <w:proofErr w:type="spellStart"/>
-      <w:r>
-        <w:rPr>
-          <w:b/>
-          <w:bCs/>
-        </w:rPr>
-        <w:t>mengusung</w:t>
-      </w:r>
-      <w:proofErr w:type="spellEnd"/>
-      <w:r>
-        <w:rPr>
-          <w:b/>
-          <w:bCs/>
-        </w:rPr>
-        <w:t xml:space="preserve"> Tema Hijau Putih Minimalis. </w:t>
-      </w:r>
-      <w:proofErr w:type="spellStart"/>
-      <w:r>
-        <w:rPr>
-          <w:b/>
-          <w:bCs/>
-        </w:rPr>
-        <w:t>Pendekatan</w:t>
-      </w:r>
-      <w:proofErr w:type="spellEnd"/>
-      <w:r>
-        <w:rPr>
-          <w:b/>
-          <w:bCs/>
-        </w:rPr>
-        <w:t xml:space="preserve"> visual </w:t>
-      </w:r>
-      <w:proofErr w:type="spellStart"/>
-      <w:r>
-        <w:rPr>
-          <w:b/>
-          <w:bCs/>
-        </w:rPr>
-        <w:t>ini</w:t>
-      </w:r>
-      <w:proofErr w:type="spellEnd"/>
-      <w:r>
-        <w:rPr>
-          <w:b/>
-          <w:bCs/>
-        </w:rPr>
-        <w:t xml:space="preserve"> </w:t>
-      </w:r>
-      <w:proofErr w:type="spellStart"/>
-      <w:r>
-        <w:rPr>
-          <w:b/>
-          <w:bCs/>
-        </w:rPr>
-        <w:t>dirancang</w:t>
-      </w:r>
-      <w:proofErr w:type="spellEnd"/>
-      <w:r>
-        <w:rPr>
-          <w:b/>
-          <w:bCs/>
-        </w:rPr>
-        <w:t xml:space="preserve"> agar </w:t>
-      </w:r>
-      <w:proofErr w:type="spellStart"/>
-      <w:r>
-        <w:rPr>
-          <w:b/>
-          <w:bCs/>
-        </w:rPr>
-        <w:t>bersih</w:t>
-      </w:r>
-      <w:proofErr w:type="spellEnd"/>
-      <w:r>
-        <w:rPr>
-          <w:b/>
-          <w:bCs/>
-        </w:rPr>
-        <w:t xml:space="preserve">, </w:t>
-      </w:r>
-      <w:proofErr w:type="spellStart"/>
-      <w:r>
-        <w:rPr>
-          <w:b/>
-          <w:bCs/>
-        </w:rPr>
-        <w:t>tidak</w:t>
-      </w:r>
-      <w:proofErr w:type="spellEnd"/>
-      <w:r>
-        <w:rPr>
-          <w:b/>
-          <w:bCs/>
-        </w:rPr>
-        <w:t xml:space="preserve"> </w:t>
-      </w:r>
-      <w:proofErr w:type="spellStart"/>
-      <w:r>
-        <w:rPr>
-          <w:b/>
-          <w:bCs/>
-        </w:rPr>
-        <w:t>melelahkan</w:t>
-      </w:r>
-      <w:proofErr w:type="spellEnd"/>
-      <w:r>
-        <w:rPr>
-          <w:b/>
-          <w:bCs/>
-        </w:rPr>
-        <w:t xml:space="preserve"> </w:t>
-      </w:r>
-      <w:proofErr w:type="spellStart"/>
-      <w:r>
-        <w:rPr>
-          <w:b/>
-          <w:bCs/>
-        </w:rPr>
-        <w:t>mata</w:t>
-      </w:r>
-      <w:proofErr w:type="spellEnd"/>
-      <w:r>
-        <w:rPr>
-          <w:b/>
-          <w:bCs/>
-        </w:rPr>
-        <w:t xml:space="preserve">, </w:t>
-      </w:r>
-      <w:proofErr w:type="spellStart"/>
-      <w:r>
-        <w:rPr>
-          <w:b/>
-          <w:bCs/>
-        </w:rPr>
-        <w:t>serta</w:t>
-      </w:r>
-      <w:proofErr w:type="spellEnd"/>
-      <w:r>
-        <w:rPr>
-          <w:b/>
-          <w:bCs/>
-        </w:rPr>
-        <w:t xml:space="preserve"> </w:t>
-      </w:r>
-      <w:proofErr w:type="spellStart"/>
-      <w:r>
-        <w:rPr>
-          <w:b/>
-          <w:bCs/>
-        </w:rPr>
-        <w:t>mengutamakan</w:t>
-      </w:r>
-      <w:proofErr w:type="spellEnd"/>
-      <w:r>
-        <w:rPr>
-          <w:b/>
-          <w:bCs/>
-        </w:rPr>
-        <w:t xml:space="preserve"> </w:t>
-      </w:r>
-      <w:proofErr w:type="spellStart"/>
-      <w:r>
-        <w:rPr>
-          <w:b/>
-          <w:bCs/>
-        </w:rPr>
-        <w:t>keterbacaan</w:t>
-      </w:r>
-      <w:proofErr w:type="spellEnd"/>
-      <w:r>
-        <w:rPr>
-          <w:b/>
-          <w:bCs/>
-        </w:rPr>
-        <w:t xml:space="preserve"> data yang </w:t>
-      </w:r>
-      <w:proofErr w:type="spellStart"/>
-      <w:r>
-        <w:rPr>
-          <w:b/>
-          <w:bCs/>
-        </w:rPr>
-        <w:t>akurat</w:t>
-      </w:r>
-      <w:proofErr w:type="spellEnd"/>
-      <w:r>
-        <w:rPr>
-          <w:b/>
-          <w:bCs/>
-        </w:rPr>
-        <w:t>.</w:t>
+      <w:r>
+        <w:rPr>
+          <w:b/>
+          <w:bCs/>
+        </w:rPr>
+        <w:t>2. User Persona</w:t>
       </w:r>
     </w:p>
     <w:p>
@@ -1276,36 +1283,6 @@
           <w:b/>
           <w:bCs/>
         </w:rPr>
-        <w:br/>
-      </w:r>
-    </w:p>
-    <w:p>
-      <w:pPr>
-        <w:rPr>
-          <w:b/>
-          <w:bCs/>
-        </w:rPr>
-      </w:pPr>
-      <w:r>
-        <w:rPr>
-          <w:b/>
-          <w:bCs/>
-        </w:rPr>
-        <w:t>2. User Persona</w:t>
-      </w:r>
-    </w:p>
-    <w:p>
-      <w:pPr>
-        <w:rPr>
-          <w:b/>
-          <w:bCs/>
-        </w:rPr>
-      </w:pPr>
-      <w:r>
-        <w:rPr>
-          <w:b/>
-          <w:bCs/>
-        </w:rPr>
         <w:t xml:space="preserve">Gambaran </w:t>
       </w:r>
       <w:proofErr w:type="spellStart"/>
@@ -1563,21 +1540,6 @@
           <w:bCs/>
         </w:rPr>
         <w:t>.</w:t>
-      </w:r>
-    </w:p>
-    <w:p>
-      <w:pPr>
-        <w:rPr>
-          <w:b/>
-          <w:bCs/>
-        </w:rPr>
-      </w:pPr>
-      <w:r>
-        <w:rPr>
-          <w:b/>
-          <w:bCs/>
-        </w:rPr>
-        <w:br/>
       </w:r>
     </w:p>
     <w:p>
@@ -1633,14 +1595,6 @@
     </w:p>
     <w:p>
       <w:pPr>
-        <w:rPr>
-          <w:b/>
-          <w:bCs/>
-        </w:rPr>
-      </w:pPr>
-    </w:p>
-    <w:p>
-      <w:pPr>
         <w:numPr>
           <w:ilvl w:val="0"/>
           <w:numId w:val="9"/>
@@ -1708,14 +1662,6 @@
     </w:p>
     <w:p>
       <w:pPr>
-        <w:rPr>
-          <w:b/>
-          <w:bCs/>
-        </w:rPr>
-      </w:pPr>
-    </w:p>
-    <w:p>
-      <w:pPr>
         <w:numPr>
           <w:ilvl w:val="0"/>
           <w:numId w:val="9"/>
@@ -1847,14 +1793,6 @@
     </w:p>
     <w:p>
       <w:pPr>
-        <w:rPr>
-          <w:b/>
-          <w:bCs/>
-        </w:rPr>
-      </w:pPr>
-    </w:p>
-    <w:p>
-      <w:pPr>
         <w:numPr>
           <w:ilvl w:val="0"/>
           <w:numId w:val="9"/>
@@ -1932,7 +1870,6 @@
           <w:b/>
           <w:bCs/>
         </w:rPr>
-        <w:lastRenderedPageBreak/>
         <w:t xml:space="preserve">Budi </w:t>
       </w:r>
       <w:proofErr w:type="spellStart"/>
@@ -2671,13 +2608,6 @@
           <w:bCs/>
         </w:rPr>
       </w:pPr>
-      <w:r>
-        <w:rPr>
-          <w:b/>
-          <w:bCs/>
-        </w:rPr>
-        <w:t>Goals (Tujuan Utama):</w:t>
-      </w:r>
     </w:p>
     <w:p>
       <w:pPr>
@@ -2686,12 +2616,29 @@
           <w:bCs/>
         </w:rPr>
       </w:pPr>
-      <w:r>
-        <w:rPr>
-          <w:b/>
-          <w:bCs/>
-        </w:rPr>
-        <w:br/>
+    </w:p>
+    <w:p>
+      <w:pPr>
+        <w:rPr>
+          <w:b/>
+          <w:bCs/>
+        </w:rPr>
+      </w:pPr>
+    </w:p>
+    <w:p>
+      <w:pPr>
+        <w:rPr>
+          <w:b/>
+          <w:bCs/>
+        </w:rPr>
+      </w:pPr>
+      <w:r>
+        <w:rPr>
+          <w:b/>
+          <w:bCs/>
+        </w:rPr>
+        <w:lastRenderedPageBreak/>
+        <w:t>Goals (Tujuan Utama):</w:t>
       </w:r>
     </w:p>
     <w:p>
@@ -2916,14 +2863,6 @@
     </w:p>
     <w:p>
       <w:pPr>
-        <w:rPr>
-          <w:b/>
-          <w:bCs/>
-        </w:rPr>
-      </w:pPr>
-    </w:p>
-    <w:p>
-      <w:pPr>
         <w:numPr>
           <w:ilvl w:val="0"/>
           <w:numId w:val="10"/>
@@ -3080,14 +3019,6 @@
     </w:p>
     <w:p>
       <w:pPr>
-        <w:rPr>
-          <w:b/>
-          <w:bCs/>
-        </w:rPr>
-      </w:pPr>
-    </w:p>
-    <w:p>
-      <w:pPr>
         <w:numPr>
           <w:ilvl w:val="0"/>
           <w:numId w:val="10"/>
@@ -3361,14 +3292,6 @@
           <w:bCs/>
         </w:rPr>
       </w:pPr>
-    </w:p>
-    <w:p>
-      <w:pPr>
-        <w:rPr>
-          <w:b/>
-          <w:bCs/>
-        </w:rPr>
-      </w:pPr>
       <w:r>
         <w:rPr>
           <w:b/>
@@ -3391,21 +3314,6 @@
           <w:bCs/>
         </w:rPr>
         <w:t>):</w:t>
-      </w:r>
-    </w:p>
-    <w:p>
-      <w:pPr>
-        <w:rPr>
-          <w:b/>
-          <w:bCs/>
-        </w:rPr>
-      </w:pPr>
-      <w:r>
-        <w:rPr>
-          <w:b/>
-          <w:bCs/>
-        </w:rPr>
-        <w:br/>
       </w:r>
     </w:p>
     <w:p>
@@ -3653,14 +3561,6 @@
     </w:p>
     <w:p>
       <w:pPr>
-        <w:rPr>
-          <w:b/>
-          <w:bCs/>
-        </w:rPr>
-      </w:pPr>
-    </w:p>
-    <w:p>
-      <w:pPr>
         <w:numPr>
           <w:ilvl w:val="0"/>
           <w:numId w:val="11"/>
@@ -3929,14 +3829,6 @@
     </w:p>
     <w:p>
       <w:pPr>
-        <w:rPr>
-          <w:b/>
-          <w:bCs/>
-        </w:rPr>
-      </w:pPr>
-    </w:p>
-    <w:p>
-      <w:pPr>
         <w:numPr>
           <w:ilvl w:val="0"/>
           <w:numId w:val="11"/>
@@ -4159,7 +4051,6 @@
           <w:b/>
           <w:bCs/>
         </w:rPr>
-        <w:lastRenderedPageBreak/>
         <w:t>Kebutuhan</w:t>
       </w:r>
       <w:proofErr w:type="spellEnd"/>
@@ -4346,14 +4237,6 @@
         </w:rPr>
         <w:t>:</w:t>
       </w:r>
-    </w:p>
-    <w:p>
-      <w:pPr>
-        <w:rPr>
-          <w:b/>
-          <w:bCs/>
-        </w:rPr>
-      </w:pPr>
       <w:r>
         <w:rPr>
           <w:b/>
@@ -4590,14 +4473,6 @@
     </w:p>
     <w:p>
       <w:pPr>
-        <w:rPr>
-          <w:b/>
-          <w:bCs/>
-        </w:rPr>
-      </w:pPr>
-    </w:p>
-    <w:p>
-      <w:pPr>
         <w:numPr>
           <w:ilvl w:val="0"/>
           <w:numId w:val="12"/>
@@ -4834,14 +4709,6 @@
     </w:p>
     <w:p>
       <w:pPr>
-        <w:rPr>
-          <w:b/>
-          <w:bCs/>
-        </w:rPr>
-      </w:pPr>
-    </w:p>
-    <w:p>
-      <w:pPr>
         <w:numPr>
           <w:ilvl w:val="0"/>
           <w:numId w:val="12"/>
@@ -5327,6 +5194,7 @@
           <w:b/>
           <w:bCs/>
         </w:rPr>
+        <w:lastRenderedPageBreak/>
         <w:t>Navigasi</w:t>
       </w:r>
       <w:proofErr w:type="spellEnd"/>
@@ -5529,14 +5397,6 @@
         </w:rPr>
         <w:t>.</w:t>
       </w:r>
-    </w:p>
-    <w:p>
-      <w:pPr>
-        <w:rPr>
-          <w:b/>
-          <w:bCs/>
-        </w:rPr>
-      </w:pPr>
     </w:p>
     <w:p>
       <w:pPr>
@@ -6081,14 +5941,6 @@
     </w:p>
     <w:p>
       <w:pPr>
-        <w:rPr>
-          <w:b/>
-          <w:bCs/>
-        </w:rPr>
-      </w:pPr>
-    </w:p>
-    <w:p>
-      <w:pPr>
         <w:numPr>
           <w:ilvl w:val="0"/>
           <w:numId w:val="14"/>
@@ -6104,7 +5956,6 @@
           <w:b/>
           <w:bCs/>
         </w:rPr>
-        <w:lastRenderedPageBreak/>
         <w:t>Analisis</w:t>
       </w:r>
       <w:proofErr w:type="spellEnd"/>
@@ -6307,14 +6158,6 @@
         </w:rPr>
         <w:t>.</w:t>
       </w:r>
-    </w:p>
-    <w:p>
-      <w:pPr>
-        <w:rPr>
-          <w:b/>
-          <w:bCs/>
-        </w:rPr>
-      </w:pPr>
     </w:p>
     <w:p>
       <w:pPr>
@@ -6362,21 +6205,6 @@
     </w:p>
     <w:p>
       <w:pPr>
-        <w:rPr>
-          <w:b/>
-          <w:bCs/>
-        </w:rPr>
-      </w:pPr>
-      <w:r>
-        <w:rPr>
-          <w:b/>
-          <w:bCs/>
-        </w:rPr>
-        <w:br/>
-      </w:r>
-    </w:p>
-    <w:p>
-      <w:pPr>
         <w:numPr>
           <w:ilvl w:val="1"/>
           <w:numId w:val="14"/>
@@ -6565,14 +6393,6 @@
     </w:p>
     <w:p>
       <w:pPr>
-        <w:rPr>
-          <w:b/>
-          <w:bCs/>
-        </w:rPr>
-      </w:pPr>
-    </w:p>
-    <w:p>
-      <w:pPr>
         <w:numPr>
           <w:ilvl w:val="1"/>
           <w:numId w:val="14"/>
@@ -6873,14 +6693,6 @@
     </w:p>
     <w:p>
       <w:pPr>
-        <w:rPr>
-          <w:b/>
-          <w:bCs/>
-        </w:rPr>
-      </w:pPr>
-    </w:p>
-    <w:p>
-      <w:pPr>
         <w:numPr>
           <w:ilvl w:val="1"/>
           <w:numId w:val="14"/>
@@ -7053,14 +6865,6 @@
     </w:p>
     <w:p>
       <w:pPr>
-        <w:rPr>
-          <w:b/>
-          <w:bCs/>
-        </w:rPr>
-      </w:pPr>
-    </w:p>
-    <w:p>
-      <w:pPr>
         <w:numPr>
           <w:ilvl w:val="0"/>
           <w:numId w:val="14"/>
@@ -7458,14 +7262,6 @@
     </w:p>
     <w:p>
       <w:pPr>
-        <w:rPr>
-          <w:b/>
-          <w:bCs/>
-        </w:rPr>
-      </w:pPr>
-    </w:p>
-    <w:p>
-      <w:pPr>
         <w:numPr>
           <w:ilvl w:val="0"/>
           <w:numId w:val="15"/>
@@ -7638,14 +7434,6 @@
     </w:p>
     <w:p>
       <w:pPr>
-        <w:rPr>
-          <w:b/>
-          <w:bCs/>
-        </w:rPr>
-      </w:pPr>
-    </w:p>
-    <w:p>
-      <w:pPr>
         <w:numPr>
           <w:ilvl w:val="0"/>
           <w:numId w:val="15"/>
@@ -7834,14 +7622,6 @@
     </w:p>
     <w:p>
       <w:pPr>
-        <w:rPr>
-          <w:b/>
-          <w:bCs/>
-        </w:rPr>
-      </w:pPr>
-    </w:p>
-    <w:p>
-      <w:pPr>
         <w:numPr>
           <w:ilvl w:val="0"/>
           <w:numId w:val="15"/>
@@ -8160,6 +7940,7 @@
           <w:b/>
           <w:bCs/>
         </w:rPr>
+        <w:lastRenderedPageBreak/>
         <w:t xml:space="preserve">4. </w:t>
       </w:r>
       <w:proofErr w:type="spellStart"/>
@@ -8416,14 +8197,6 @@
     </w:p>
     <w:p>
       <w:pPr>
-        <w:rPr>
-          <w:b/>
-          <w:bCs/>
-        </w:rPr>
-      </w:pPr>
-    </w:p>
-    <w:p>
-      <w:pPr>
         <w:numPr>
           <w:ilvl w:val="0"/>
           <w:numId w:val="16"/>
@@ -8692,14 +8465,6 @@
     </w:p>
     <w:p>
       <w:pPr>
-        <w:rPr>
-          <w:b/>
-          <w:bCs/>
-        </w:rPr>
-      </w:pPr>
-    </w:p>
-    <w:p>
-      <w:pPr>
         <w:numPr>
           <w:ilvl w:val="0"/>
           <w:numId w:val="16"/>
@@ -8881,15 +8646,7 @@
           <w:b/>
           <w:bCs/>
         </w:rPr>
-        <w:t xml:space="preserve">Requirement </w:t>
-      </w:r>
-      <w:proofErr w:type="gramStart"/>
-      <w:r>
-        <w:rPr>
-          <w:b/>
-          <w:bCs/>
-        </w:rPr>
-        <w:t>Non-</w:t>
+        <w:t>Requirement Non-</w:t>
       </w:r>
       <w:proofErr w:type="spellStart"/>
       <w:r>
@@ -8900,7 +8657,6 @@
         <w:t>Fungsional</w:t>
       </w:r>
       <w:proofErr w:type="spellEnd"/>
-      <w:proofErr w:type="gramEnd"/>
       <w:r>
         <w:rPr>
           <w:b/>
@@ -9138,14 +8894,6 @@
     </w:p>
     <w:p>
       <w:pPr>
-        <w:rPr>
-          <w:b/>
-          <w:bCs/>
-        </w:rPr>
-      </w:pPr>
-    </w:p>
-    <w:p>
-      <w:pPr>
         <w:numPr>
           <w:ilvl w:val="0"/>
           <w:numId w:val="17"/>
@@ -9338,14 +9086,6 @@
         </w:rPr>
         <w:t>.</w:t>
       </w:r>
-    </w:p>
-    <w:p>
-      <w:pPr>
-        <w:rPr>
-          <w:b/>
-          <w:bCs/>
-        </w:rPr>
-      </w:pPr>
     </w:p>
     <w:p>
       <w:pPr>
@@ -12721,6 +12461,7 @@
   <w:style w:type="character" w:default="1" w:styleId="DefaultParagraphFont">
     <w:name w:val="Default Paragraph Font"/>
     <w:uiPriority w:val="1"/>
+    <w:semiHidden/>
     <w:unhideWhenUsed/>
   </w:style>
   <w:style w:type="table" w:default="1" w:styleId="TableNormal">
